--- a/rapports/16_02_2026/JP_ADAMA/coh_EQ8_sup_071201010039.docx
+++ b/rapports/16_02_2026/JP_ADAMA/coh_EQ8_sup_071201010039.docx
@@ -25,7 +25,7 @@
         <w:br/>
         <w:t>Grappe: 071201010039</w:t>
         <w:br/>
-        <w:t>Date: 16/02/2026 a 12:41</w:t>
+        <w:t>Date: 16/02/2026 a 12:58</w:t>
       </w:r>
     </w:p>
     <w:p/>
@@ -5871,7 +5871,7 @@
         <w:rPr>
           <w:sz w:val="20"/>
         </w:rPr>
-        <w:t xml:space="preserve">- L'entreprise construction batiment existe dit n'avoir pas fait la revente de marchandises achetées et revendues en état, aussi le montant obtenus sur la vente de produits transformés par l'entreprise  n'a reçu aucune somme sur les reventes (s10q46=0 &amp; s10q48=0 &amp; s10q50=0); alors s'agit-il de quelle entreprise ? Le salaire qu'une personne de cette catégorie (10.62) a travaillé(e) dans cette entreprise construction batiment est élevé ou faible. Prière de confirmer cette information avec le QG ou de corriger. </w:t>
+        <w:t xml:space="preserve">- L'entreprise construction batiment existe dit n'avoir pas fait la revente de marchandises achetées et revendues en état, aussi le montant obtenus sur la vente de produits transformés par l'entreprise  n'a reçu aucune somme sur les reventes (s10q46=0 &amp; s10q48=0 &amp; s10q50=0); alors s'agit-il de quelle entreprise ? </w:t>
         <w:br/>
         <w:t>- Peu plausible! la valeur actuelle déclarée en s10q38 pour conducteur de moto semble trop petite ou trop élevée. Veuillez, s'il vous plaît, confirmer cette information avec le QG ou la corriger. L'entreprise conducteur de moto existe dit n'avoir pas fait la revente de marchandises achetées et revendues en état, aussi le montant obtenus sur la vente de produits transformés par l'entreprise  n'a reçu aucune somme sur les reventes (s10q46=0 &amp; s10q48=0 &amp; s10q50=0); alors s'agit-il de quelle entreprise ?</w:t>
       </w:r>

--- a/rapports/16_02_2026/JP_ADAMA/coh_EQ8_sup_071201010039.docx
+++ b/rapports/16_02_2026/JP_ADAMA/coh_EQ8_sup_071201010039.docx
@@ -25,7 +25,7 @@
         <w:br/>
         <w:t>Grappe: 071201010039</w:t>
         <w:br/>
-        <w:t>Date: 16/02/2026 a 12:58</w:t>
+        <w:t>Date: 16/02/2026 a 13:06</w:t>
       </w:r>
     </w:p>
     <w:p/>
@@ -359,38 +359,6 @@
           </w:tcPr>
           <w:p>
             <w:r>
-              <w:t>Section19</w:t>
-            </w:r>
-          </w:p>
-        </w:tc>
-        <w:tc>
-          <w:tcPr>
-            <w:tcW w:type="dxa" w:w="3324"/>
-          </w:tcPr>
-          <w:p>
-            <w:r>
-              <w:t>Equipements agricoles</w:t>
-            </w:r>
-          </w:p>
-        </w:tc>
-        <w:tc>
-          <w:tcPr>
-            <w:tcW w:type="dxa" w:w="3324"/>
-          </w:tcPr>
-          <w:p>
-            <w:r>
-              <w:t>11</w:t>
-            </w:r>
-          </w:p>
-        </w:tc>
-      </w:tr>
-      <w:tr>
-        <w:tc>
-          <w:tcPr>
-            <w:tcW w:type="dxa" w:w="3324"/>
-          </w:tcPr>
-          <w:p>
-            <w:r>
               <w:t>Section4b</w:t>
             </w:r>
           </w:p>
@@ -434,6 +402,38 @@
           <w:p>
             <w:r>
               <w:t>Caracteristiques logement</w:t>
+            </w:r>
+          </w:p>
+        </w:tc>
+        <w:tc>
+          <w:tcPr>
+            <w:tcW w:type="dxa" w:w="3324"/>
+          </w:tcPr>
+          <w:p>
+            <w:r>
+              <w:t>10</w:t>
+            </w:r>
+          </w:p>
+        </w:tc>
+      </w:tr>
+      <w:tr>
+        <w:tc>
+          <w:tcPr>
+            <w:tcW w:type="dxa" w:w="3324"/>
+          </w:tcPr>
+          <w:p>
+            <w:r>
+              <w:t>Section19</w:t>
+            </w:r>
+          </w:p>
+        </w:tc>
+        <w:tc>
+          <w:tcPr>
+            <w:tcW w:type="dxa" w:w="3324"/>
+          </w:tcPr>
+          <w:p>
+            <w:r>
+              <w:t>Equipements agricoles</w:t>
             </w:r>
           </w:p>
         </w:tc>
@@ -981,7 +981,7 @@
         <w:rPr>
           <w:sz w:val="20"/>
         </w:rPr>
-        <w:t>- Attention ! Le prix unitaire d'achat (50 Fcfa) de Concentré de tomate en Sachets (Petit) est relativement faible par rapport aux autres prix observés dans cette zone. Prière de corriger ou de confirmer avec le QG. Avertissement!! La quantité (20 litre) du produit Huile d'arachide (Segal) Artisanale consommée  par le ménage semble très élevé, prière de corriger ou confirmer avec le QG. Avertissement!! La quantité (3.5 litre) du produit Huile de palme raffinée consommée  par le ménage semble très élevé, prière de corriger ou confirmer avec le QG. Avertissement!!! Le ménage a consommé 12 Pièce Petit de Caramel, bonbons, confiseries, etc., cette quantité semble anormale pour une consommation des 7 derniers jours.Prière de corriger ou de confirmer avec le QG. Avertissement!!! Le ménage a consommé 12 Pièce Petit de Mâchoiron séchée (Kon), cette quantité semble anormale pour une consommation des 7 derniers jours.Prière de corriger ou de confirmer avec le QG. Avertissement!!! Le ménage a consommé 7 Paquet Petit de Thé en sachet, cette quantité semble anormale pour une consommation des 7 derniers jours.Prière de corriger ou de confirmer avec le QG. Avertissement!! le prix unitaire (300 Fcfa) de Thé en sachet (unité: Paquet) de taille Petit est très faible ou élevé. Prière de corriger ou de confirmer avec le QG. Attention ! Le prix unitaire d'achat (300 Fcfa) de Thé en sachet en Paquet (Petit) est relativement élevé par rapport aux autres prix observés dans cette zone. Prière de corriger ou de confirmer avec le QG. Incohérence!! Dans ce ménage, chaque individus consomme par jour 25.83911 Kg  de cereale; Prière de revoir les quantités prises de ces produits. Incohérence!! Dans ce ménage, chaque individus consomme par jour 25.83911 Kg  de cereale; Prière de revoir les quantités prises de ces produits.</w:t>
+        <w:t>- Attention ! Le prix unitaire d'achat (100 Fcfa) de Aubergine sauvage  en Pièce (Petit) est relativement élevé par rapport aux autres prix observés dans cette zone. Prière de corriger ou de confirmer avec le QG. Attention ! Le prix unitaire d'achat (50 Fcfa) de Piment frais en Sachets (Petit) est relativement faible par rapport aux autres prix observés dans cette zone. Prière de corriger ou de confirmer avec le QG. Avertissement!! La quantité (20 litre) du produit Huile d'arachide (Segal) Artisanale consommée  par le ménage semble très élevé, prière de corriger ou confirmer avec le QG. Avertissement!! La quantité (3.5 litre) du produit Huile de palme raffinée consommée  par le ménage semble très élevé, prière de corriger ou confirmer avec le QG. Avertissement!!! Le ménage a consommé 12 Pièce Petit de Caramel, bonbons, confiseries, etc., cette quantité semble anormale pour une consommation des 7 derniers jours.Prière de corriger ou de confirmer avec le QG. Avertissement!!! Le ménage a consommé 12 Pièce Petit de Mâchoiron séchée (Kon), cette quantité semble anormale pour une consommation des 7 derniers jours.Prière de corriger ou de confirmer avec le QG. Avertissement!!! Le ménage a consommé 7 Paquet Petit de Thé en sachet, cette quantité semble anormale pour une consommation des 7 derniers jours.Prière de corriger ou de confirmer avec le QG. Avertissement!! le prix unitaire (300 Fcfa) de Thé en sachet (unité: Paquet) de taille Petit est très faible ou élevé. Prière de corriger ou de confirmer avec le QG. Attention ! Le prix unitaire d'achat (300 Fcfa) de Thé en sachet en Paquet (Petit) est relativement élevé par rapport aux autres prix observés dans cette zone. Prière de corriger ou de confirmer avec le QG. Incohérence!! Dans ce ménage, chaque individus consomme par jour 48.52429 Kg  de cereale; Prière de revoir les quantités prises de ces produits. Incohérence!! Dans ce ménage, chaque individus consomme par jour 48.52429 Kg  de cereale; Prière de revoir les quantités prises de ces produits.</w:t>
       </w:r>
     </w:p>
     <w:p>
@@ -1191,8 +1191,6 @@
           <w:sz w:val="20"/>
         </w:rPr>
         <w:t xml:space="preserve">- Attention ! Houe asine a été achété à 200000 Fcfa est relativement élevé par rapport aux autres prix d'achat observés dans cette zone. Prière de corriger ou de confirmer avec le QG. Attention ! Houe asine a été revendu à 200000 Fcfa qui est relativement élevé par rapport aux autres prix de revente observés dans cette zone. Prière de corriger ou de confirmer avec le QG. </w:t>
-        <w:br/>
-        <w:t xml:space="preserve">- Attention ! Houe/daba/hilaire a été revendu à 2800 Fcfa qui est relativement élevé par rapport aux autres prix de revente observés dans cette zone. Prière de corriger ou de confirmer avec le QG. </w:t>
         <w:br/>
         <w:t xml:space="preserve">- Attention ! Machette a été revendu à 5000 Fcfa qui est relativement élevé par rapport aux autres prix de revente observés dans cette zone. Prière de corriger ou de confirmer avec le QG. </w:t>
         <w:br/>
@@ -1645,7 +1643,7 @@
         <w:rPr>
           <w:sz w:val="20"/>
         </w:rPr>
-        <w:t>- Avertissement!! La quantité (3.5 litre) du produit Huile de soja  consommée  par le ménage semble très élevé, prière de corriger ou confirmer avec le QG. Avertissement!!! Le ménage a consommé 0.12 Kg taille unique de Farine de blé locale ou importée, cette quantité semble anormale pour une consommation des 7 derniers jours. prière de corriger ou de confirmer avec le QG. Incohérence!! Dans ce ménage, chaque individus consomme par jour 30.27 Kg  de cereale; Prière de revoir les quantités prises de ces produits. Attention ! Soupçons de quantité anormale! Le ménage de abou faye avec une taille de 9 personnes a consommé .12 Kg en taille unique de Farine de blé locale ou importée qui est relativement élevé comme consommation par rapport à la condition de vie des autres ménages de même taille dans cette zone. Prière de corriger ou de confirmer avec le QG. Avertissement!!! Le ménage a consommé 14 Pièce Tres petit de Mâchoiron séchée (Kon), cette quantité semble anormale pour une consommation des 7 derniers jours.Prière de corriger ou de confirmer avec le QG. Avertissement!!! Le ménage a consommé 14 Tas Tres petit de Capitaine frais, cette quantité semble anormale pour une consommation des 7 derniers jours.Prière de corriger ou de confirmer avec le QG. Avertissement!!! Le ménage a consommé 7 Paquet Tres petit de Thé en sachet, cette quantité semble anormale pour une consommation des 7 derniers jours.Prière de corriger ou de confirmer avec le QG. Avertissement!! le prix unitaire (125 Fcfa) de Thé en sachet (unité: Paquet) de taille Tres petit est très faible ou élevé. Prière de corriger ou de confirmer avec le QG. Avertissement!!!Le ménage a consommé 48 Morceau (Portion) de Petit de Ail  ce qui semble incoherent pour une consommation aucours des 7 derniers jours, prière de verifier et corriger. Avertissement!!! Le ménage a consommé 48 Morceau (Portion) Petit de Ail, cette quantité semble anormale pour une consommation des 7 derniers jours.Prière de corriger ou de confirmer avec le QG. Incohérence!! Dans ce ménage, chaque individus consomme par jour 30.27 Kg  de cereale; Prière de revoir les quantités prises de ces produits. Incohérence!! Dans ce ménage, chaque individus consomme par jour 30.27 Kg  de cereale; Prière de revoir les quantités prises de ces produits.</w:t>
+        <w:t>- Attention ! Le prix unitaire d'achat (100 Fcfa) de Poivron frais en Pièce (Petit) est relativement élevé par rapport aux autres prix observés dans cette zone. Prière de corriger ou de confirmer avec le QG. Avertissement!! La quantité (3.5 litre) du produit Huile de soja  consommée  par le ménage semble très élevé, prière de corriger ou confirmer avec le QG. Avertissement!!! Le ménage a consommé 0.12 Kg taille unique de Farine de blé locale ou importée, cette quantité semble anormale pour une consommation des 7 derniers jours. prière de corriger ou de confirmer avec le QG. Incohérence!! Dans ce ménage, chaque individus consomme par jour 48.86127 Kg  de cereale; Prière de revoir les quantités prises de ces produits. Attention ! Soupçons de quantité anormale! Le ménage de abou faye avec une taille de 9 personnes a consommé .12 Kg en taille unique de Farine de blé locale ou importée qui est relativement élevé comme consommation par rapport à la condition de vie des autres ménages de même taille dans cette zone. Prière de corriger ou de confirmer avec le QG. Avertissement!!! Le ménage a consommé 14 Pièce Tres petit de Mâchoiron séchée (Kon), cette quantité semble anormale pour une consommation des 7 derniers jours.Prière de corriger ou de confirmer avec le QG. Avertissement!!! Le ménage a consommé 14 Tas Tres petit de Capitaine frais, cette quantité semble anormale pour une consommation des 7 derniers jours.Prière de corriger ou de confirmer avec le QG. Avertissement!!! Le ménage a consommé 7 Paquet Tres petit de Thé en sachet, cette quantité semble anormale pour une consommation des 7 derniers jours.Prière de corriger ou de confirmer avec le QG. Avertissement!! le prix unitaire (125 Fcfa) de Thé en sachet (unité: Paquet) de taille Tres petit est très faible ou élevé. Prière de corriger ou de confirmer avec le QG. Avertissement!!!Le ménage a consommé 48 Morceau (Portion) de Petit de Ail  ce qui semble incoherent pour une consommation aucours des 7 derniers jours, prière de verifier et corriger. Avertissement!!! Le ménage a consommé 48 Morceau (Portion) Petit de Ail, cette quantité semble anormale pour une consommation des 7 derniers jours.Prière de corriger ou de confirmer avec le QG. Incohérence!! Dans ce ménage, chaque individus consomme par jour 48.86127 Kg  de cereale; Prière de revoir les quantités prises de ces produits. Incohérence!! Dans ce ménage, chaque individus consomme par jour 48.86127 Kg  de cereale; Prière de revoir les quantités prises de ces produits.</w:t>
       </w:r>
     </w:p>
     <w:p>
@@ -2317,7 +2315,7 @@
         <w:rPr>
           <w:sz w:val="20"/>
         </w:rPr>
-        <w:t>- Attention ! Le prix unitaire d'achat (25 Fcfa) de Oignon frais en Pièce (Moyen) est relativement faible par rapport aux autres prix observés dans cette zone. Prière de corriger ou de confirmer avec le QG. Avertissement!! La quantité (5 litre) du produit Huile d'arachide (Segal) Artisanale consommée  par le ménage semble très élevé, prière de corriger ou confirmer avec le QG. Avertissement!! La quantité (5 litre) du produit Huile de soja  consommée  par le ménage semble très élevé, prière de corriger ou confirmer avec le QG. Avertissement!!! Le ménage a consommé 12 Pièce Petit de Mâchoiron séchée (Kon), cette quantité semble anormale pour une consommation des 7 derniers jours.Prière de corriger ou de confirmer avec le QG. Avertissement!!! Le ménage a consommé 16 Pièce Petit de Caramel, bonbons, confiseries, etc., cette quantité semble anormale pour une consommation des 7 derniers jours.Prière de corriger ou de confirmer avec le QG. Avertissement!!! Le ménage a consommé 7 Paquet Petit de Thé en sachet, cette quantité semble anormale pour une consommation des 7 derniers jours.Prière de corriger ou de confirmer avec le QG. Avertissement!! le prix unitaire (300 Fcfa) de Thé en sachet (unité: Paquet) de taille Petit est très faible ou élevé. Prière de corriger ou de confirmer avec le QG. Attention ! Le prix unitaire d'achat (300 Fcfa) de Thé en sachet en Paquet (Petit) est relativement élevé par rapport aux autres prix observés dans cette zone. Prière de corriger ou de confirmer avec le QG. Incohérence!! Dans ce ménage, chaque individus consomme par jour 9.427083 Kg  de cereale; Prière de revoir les quantités prises de ces produits. Incohérence!! Dans ce ménage, chaque individus consomme par jour 9.427083 Kg  de cereale; Prière de revoir les quantités prises de ces produits.</w:t>
+        <w:t>- Avertissement!! La quantité (5 litre) du produit Huile d'arachide (Segal) Artisanale consommée  par le ménage semble très élevé, prière de corriger ou confirmer avec le QG. Avertissement!! La quantité (5 litre) du produit Huile de soja  consommée  par le ménage semble très élevé, prière de corriger ou confirmer avec le QG. Avertissement!!! Le ménage a consommé 12 Pièce Petit de Mâchoiron séchée (Kon), cette quantité semble anormale pour une consommation des 7 derniers jours.Prière de corriger ou de confirmer avec le QG. Avertissement!!! Le ménage a consommé 16 Pièce Petit de Caramel, bonbons, confiseries, etc., cette quantité semble anormale pour une consommation des 7 derniers jours.Prière de corriger ou de confirmer avec le QG. Avertissement!!! Le ménage a consommé 7 Paquet Petit de Thé en sachet, cette quantité semble anormale pour une consommation des 7 derniers jours.Prière de corriger ou de confirmer avec le QG. Avertissement!! le prix unitaire (300 Fcfa) de Thé en sachet (unité: Paquet) de taille Petit est très faible ou élevé. Prière de corriger ou de confirmer avec le QG. Attention ! Le prix unitaire d'achat (300 Fcfa) de Thé en sachet en Paquet (Petit) est relativement élevé par rapport aux autres prix observés dans cette zone. Prière de corriger ou de confirmer avec le QG. Incohérence!! Dans ce ménage, chaque individus consomme par jour 15.95387 Kg  de cereale; Prière de revoir les quantités prises de ces produits. Incohérence!! Dans ce ménage, chaque individus consomme par jour 15.95387 Kg  de cereale; Prière de revoir les quantités prises de ces produits.</w:t>
       </w:r>
     </w:p>
     <w:p>
@@ -2916,7 +2914,7 @@
         <w:br/>
         <w:t xml:space="preserve">- Peu probable! astou faye  n'arrive pas  à comprendre un petit texte lu dans une langue locale (s02q03). Veuillez corriger ou donner des explications au QG. Peu probable! astou faye  ne sait ni lire, ni écrire, ni comprendre dans aucune des langues  (s02q01,s02q02,s02q03). Veuillez corriger ou donner des explications au QG. </w:t>
         <w:br/>
-        <w:t xml:space="preserve">- Peu probable! ayou faye  n'arrive pas  à comprendre un petit texte lu dans une langue locale (s02q03). Veuillez corriger ou donner des explications au QG. Attention ! Le frais de scolarité (2000 Fcfa) de ayou faye en 2ème année de Secondaire 1 (Moyen) Général est relativement faible par rapport aux autres frais de scolarités observés dans cette zone. Prière de corriger ou de confirmer avec le QG. </w:t>
+        <w:t xml:space="preserve">- Peu probable! ayou faye  n'arrive pas  à comprendre un petit texte lu dans une langue locale (s02q03). Veuillez corriger ou donner des explications au QG. </w:t>
         <w:br/>
         <w:t xml:space="preserve">- Peu probable! diaga faye  n'arrive pas  à comprendre un petit texte lu dans une langue locale (s02q03). Veuillez corriger ou donner des explications au QG. Peu probable! diaga faye  ne sait ni lire, ni écrire, ni comprendre dans aucune des langues  (s02q01,s02q02,s02q03). Veuillez corriger ou donner des explications au QG. </w:t>
         <w:br/>
@@ -3067,7 +3065,7 @@
         <w:rPr>
           <w:sz w:val="20"/>
         </w:rPr>
-        <w:t>- La dernière fois que vous avez acheté Lait pour bébé est pharmacie et semble exister dans les modalités, prière de prendre attache avec le QG pour plus d'explication afin de la classer bien.  La dernière fois que vous avez acheté Pain moderne (Baguette) est chez le voisin et semble exister dans les modalités, prière de prendre attache avec le QG pour plus d'explication afin de la classer bien. Avertissement!! La quantité (4.5 litre) du produit Huile d'arachide raffinée consommée  par le ménage semble très élevé, prière de corriger ou confirmer avec le QG. Avertissement!!! Le ménage a consommé 14 Paquet Petit de Thé en sachet, cette quantité semble anormale pour une consommation des 7 derniers jours.Prière de corriger ou de confirmer avec le QG. Avertissement!! le prix unitaire (300 Fcfa) de Thé en sachet (unité: Paquet) de taille Petit est très faible ou élevé. Prière de corriger ou de confirmer avec le QG. Attention ! Le prix unitaire d'achat (300 Fcfa) de Thé en sachet en Paquet (Petit) est relativement élevé par rapport aux autres prix observés dans cette zone. Prière de corriger ou de confirmer avec le QG. Avertissement!!! Le ménage a consommé 14 Pièce Petit de Mâchoiron séchée (Kon), cette quantité semble anormale pour une consommation des 7 derniers jours.Prière de corriger ou de confirmer avec le QG. Avertissement!!! Le ménage a consommé 21 Pièce Petit de Caramel, bonbons, confiseries, etc., cette quantité semble anormale pour une consommation des 7 derniers jours.Prière de corriger ou de confirmer avec le QG. Incohérence!! Dans ce ménage, chaque individus consomme par jour 10.69769 Kg  de cereale; Prière de revoir les quantités prises de ces produits. Incohérence!! Dans ce ménage, chaque individus consomme par jour 10.69769 Kg  de cereale; Prière de revoir les quantités prises de ces produits. Attention ! Le prix unitaire d'achat (400 Fcfa) de Riz local Gambiaka en Kg (taille unique) est relativement élevé par rapport aux autres prix observés dans cette zone. Prière de corriger ou de confirmer avec le QG.</w:t>
+        <w:t>- La dernière fois que vous avez acheté Lait pour bébé est pharmacie et semble exister dans les modalités, prière de prendre attache avec le QG pour plus d'explication afin de la classer bien.  La dernière fois que vous avez acheté Pain moderne (Baguette) est chez le voisin et semble exister dans les modalités, prière de prendre attache avec le QG pour plus d'explication afin de la classer bien. Avertissement!! La quantité (4.5 litre) du produit Huile d'arachide raffinée consommée  par le ménage semble très élevé, prière de corriger ou confirmer avec le QG. Avertissement!!! Le ménage a consommé 14 Paquet Petit de Thé en sachet, cette quantité semble anormale pour une consommation des 7 derniers jours.Prière de corriger ou de confirmer avec le QG. Avertissement!! le prix unitaire (300 Fcfa) de Thé en sachet (unité: Paquet) de taille Petit est très faible ou élevé. Prière de corriger ou de confirmer avec le QG. Attention ! Le prix unitaire d'achat (300 Fcfa) de Thé en sachet en Paquet (Petit) est relativement élevé par rapport aux autres prix observés dans cette zone. Prière de corriger ou de confirmer avec le QG. Avertissement!!! Le ménage a consommé 14 Pièce Petit de Mâchoiron séchée (Kon), cette quantité semble anormale pour une consommation des 7 derniers jours.Prière de corriger ou de confirmer avec le QG. Attention ! Le prix unitaire d'achat (50 Fcfa) de Mâchoiron séchée (Kon) en Pièce (Petit) est relativement faible par rapport aux autres prix observés dans cette zone. Prière de corriger ou de confirmer avec le QG. Avertissement!!! Le ménage a consommé 21 Pièce Petit de Caramel, bonbons, confiseries, etc., cette quantité semble anormale pour une consommation des 7 derniers jours.Prière de corriger ou de confirmer avec le QG. Incohérence!! Dans ce ménage, chaque individus consomme par jour 18.91102 Kg  de cereale; Prière de revoir les quantités prises de ces produits. Incohérence!! Dans ce ménage, chaque individus consomme par jour 18.91102 Kg  de cereale; Prière de revoir les quantités prises de ces produits.</w:t>
       </w:r>
     </w:p>
     <w:p>
@@ -3745,7 +3743,7 @@
         <w:rPr>
           <w:sz w:val="20"/>
         </w:rPr>
-        <w:t>- Attention ! Le prix unitaire d'achat (200 Fcfa) de Concentré de tomate en Sachets (Petit) est relativement élevé par rapport aux autres prix observés dans cette zone. Prière de corriger ou de confirmer avec le QG. Attention ! Le prix unitaire d'achat (900 Fcfa) de Pomme de terre en Kg (taille unique) est relativement élevé par rapport aux autres prix observés dans cette zone. Prière de corriger ou de confirmer avec le QG. Avertissement!! La quantité (6.25 litre) du produit Huile de soja  consommée  par le ménage semble très élevé, prière de corriger ou confirmer avec le QG. Avertissement!!! Le ménage a consommé 14 Paquet Petit de Thé en sachet, cette quantité semble anormale pour une consommation des 7 derniers jours.Prière de corriger ou de confirmer avec le QG. Avertissement!! le prix unitaire (125 Fcfa) de Thé en sachet (unité: Paquet) de taille Petit est très faible ou élevé. Prière de corriger ou de confirmer avec le QG. Avertissement!!!Le ménage a consommé 56 Cube de Petit de Cube alimentaire (Maggi, Jumbo, )  ce qui semble incoherent pour une consommation aucours des 7 derniers jours, prière de verifier et corriger. Avertissement!!! Le ménage a consommé 56 Cube Petit de Cube alimentaire (Maggi, Jumbo, ), cette quantité semble anormale pour une consommation des 7 derniers jours.Prière de corriger ou de confirmer avec le QG. Attention ! Le prix unitaire d'achat (37.5 Fcfa) de Cube alimentaire (Maggi, Jumbo, ) en Cube (Petit) est relativement élevé par rapport aux autres prix observés dans cette zone. Prière de corriger ou de confirmer avec le QG. Attention ! Soupçons de quantité anormale! Le ménage de Diomaye Faye avec une taille de 8 personnes a consommé 56 Cube en Petit de Cube alimentaire (Maggi, Jumbo, ) qui est relativement élevé comme consommation par rapport à la condition de vie des autres ménages de même taille dans cette zone. Prière de corriger ou de confirmer avec le QG. Incohérence!! Dans ce ménage, chaque individus consomme par jour 28.41357 Kg  de cereale; Prière de revoir les quantités prises de ces produits. Incohérence!! Dans ce ménage, chaque individus consomme par jour 28.41357 Kg  de cereale; Prière de revoir les quantités prises de ces produits. Incohérence!! Dans ce ménage, chaque individus consomme par jour 28.41357 Kg  de cereale; Prière de revoir les quantités prises de ces produits.</w:t>
+        <w:t>- Attention ! Le prix unitaire d'achat (100 Fcfa) de Citron en Pièce (Moyen) est relativement élevé par rapport aux autres prix observés dans cette zone. Prière de corriger ou de confirmer avec le QG. Attention ! Soupçons de quantité anormale! Le ménage de Diomaye Faye avec une taille de 8 personnes a consommé 1 Kg en taille unique de Lait en poudre qui est relativement élevé comme consommation par rapport à la condition de vie des autres ménages de même taille dans cette zone. Prière de corriger ou de confirmer avec le QG. Avertissement!! La quantité (6.25 litre) du produit Huile de soja  consommée  par le ménage semble très élevé, prière de corriger ou confirmer avec le QG. Avertissement!!! Le ménage a consommé 14 Paquet Petit de Thé en sachet, cette quantité semble anormale pour une consommation des 7 derniers jours.Prière de corriger ou de confirmer avec le QG. Avertissement!! le prix unitaire (125 Fcfa) de Thé en sachet (unité: Paquet) de taille Petit est très faible ou élevé. Prière de corriger ou de confirmer avec le QG. Avertissement!!!Le ménage a consommé 56 Cube de Petit de Cube alimentaire (Maggi, Jumbo, )  ce qui semble incoherent pour une consommation aucours des 7 derniers jours, prière de verifier et corriger. Avertissement!!! Le ménage a consommé 56 Cube Petit de Cube alimentaire (Maggi, Jumbo, ), cette quantité semble anormale pour une consommation des 7 derniers jours.Prière de corriger ou de confirmer avec le QG. Attention ! Le prix unitaire d'achat (37.5 Fcfa) de Cube alimentaire (Maggi, Jumbo, ) en Cube (Petit) est relativement élevé par rapport aux autres prix observés dans cette zone. Prière de corriger ou de confirmer avec le QG. Attention ! Soupçons de quantité anormale! Le ménage de Diomaye Faye avec une taille de 8 personnes a consommé 56 Cube en Petit de Cube alimentaire (Maggi, Jumbo, ) qui est relativement élevé comme consommation par rapport à la condition de vie des autres ménages de même taille dans cette zone. Prière de corriger ou de confirmer avec le QG. Incohérence!! Dans ce ménage, chaque individus consomme par jour 53.86661 Kg  de cereale; Prière de revoir les quantités prises de ces produits. Incohérence!! Dans ce ménage, chaque individus consomme par jour 53.86661 Kg  de cereale; Prière de revoir les quantités prises de ces produits. Incohérence!! Dans ce ménage, chaque individus consomme par jour 53.86661 Kg  de cereale; Prière de revoir les quantités prises de ces produits.</w:t>
       </w:r>
     </w:p>
     <w:p>
@@ -4407,7 +4405,7 @@
         <w:rPr>
           <w:sz w:val="20"/>
         </w:rPr>
-        <w:t>- Attention ! Le prix unitaire d'achat (100 Fcfa) de Sel en Sachets (Petit) est relativement élevé par rapport aux autres prix observés dans cette zone. Prière de corriger ou de confirmer avec le QG. Avertissement!! La quantité (3.5 litre) du produit Huile de soja  consommée  par le ménage semble très élevé, prière de corriger ou confirmer avec le QG. Avertissement!!! Le ménage a consommé 14 Sachets Tres petit de Sucre en poudre , cette quantité semble anormale pour une consommation des 7 derniers jours.Prière de corriger ou de confirmer avec le QG. Avertissement!!! Le ménage a consommé 14 Tas Petit de Capitaine frais, cette quantité semble anormale pour une consommation des 7 derniers jours.Prière de corriger ou de confirmer avec le QG. Avertissement!!! Le ménage a consommé 21 Pièce Tres petit de Mâchoiron séchée (Kon), cette quantité semble anormale pour une consommation des 7 derniers jours.Prière de corriger ou de confirmer avec le QG. Avertissement!!! Le ménage a consommé 7 Paquet Tres petit de Thé en sachet, cette quantité semble anormale pour une consommation des 7 derniers jours.Prière de corriger ou de confirmer avec le QG. Avertissement!! le prix unitaire (150 Fcfa) de Thé en sachet (unité: Paquet) de taille Tres petit est très faible ou élevé. Prière de corriger ou de confirmer avec le QG. Incohérence!! Dans ce ménage, chaque individus consomme par jour 20.22286 Kg  de cereale; Prière de revoir les quantités prises de ces produits. Incohérence!! Dans ce ménage, chaque individus consomme par jour 20.22286 Kg  de cereale; Prière de revoir les quantités prises de ces produits. Incohérence!! Dans ce ménage, chaque individus consomme par jour 20.22286 Kg  de cereale; Prière de revoir les quantités prises de ces produits. Le ménage a consommé Niébé/Haricots secs mais les informations sur la quantité, l'unité ou la taille ne sont pas renseignées.Prière de renseigner.</w:t>
+        <w:t>- Attention ! Le prix unitaire d'achat (100 Fcfa) de Poireau en Tas (Tres petit) est relativement élevé par rapport aux autres prix observés dans cette zone. Prière de corriger ou de confirmer avec le QG. Avertissement!! La quantité (3.5 litre) du produit Huile de soja  consommée  par le ménage semble très élevé, prière de corriger ou confirmer avec le QG. Avertissement!!! Le ménage a consommé 14 Sachets Tres petit de Sucre en poudre , cette quantité semble anormale pour une consommation des 7 derniers jours.Prière de corriger ou de confirmer avec le QG. Avertissement!!! Le ménage a consommé 14 Tas Petit de Capitaine frais, cette quantité semble anormale pour une consommation des 7 derniers jours.Prière de corriger ou de confirmer avec le QG. Avertissement!!! Le ménage a consommé 21 Pièce Tres petit de Mâchoiron séchée (Kon), cette quantité semble anormale pour une consommation des 7 derniers jours.Prière de corriger ou de confirmer avec le QG. Avertissement!!! Le ménage a consommé 7 Paquet Tres petit de Thé en sachet, cette quantité semble anormale pour une consommation des 7 derniers jours.Prière de corriger ou de confirmer avec le QG. Avertissement!! le prix unitaire (150 Fcfa) de Thé en sachet (unité: Paquet) de taille Tres petit est très faible ou élevé. Prière de corriger ou de confirmer avec le QG. Incohérence!! Dans ce ménage, chaque individus consomme par jour 32.79834 Kg  de cereale; Prière de revoir les quantités prises de ces produits. Incohérence!! Dans ce ménage, chaque individus consomme par jour 32.79834 Kg  de cereale; Prière de revoir les quantités prises de ces produits. Incohérence!! Dans ce ménage, chaque individus consomme par jour 32.79834 Kg  de cereale; Prière de revoir les quantités prises de ces produits. Le ménage a consommé Niébé/Haricots secs mais les informations sur la quantité, l'unité ou la taille ne sont pas renseignées.Prière de renseigner.</w:t>
       </w:r>
     </w:p>
     <w:p>
@@ -5078,7 +5076,7 @@
         <w:rPr>
           <w:sz w:val="20"/>
         </w:rPr>
-        <w:t>- Avertissement!!! Le ménage a consommé 10 Tas Tres petit de Capitaine frais, cette quantité semble anormale pour une consommation des 7 derniers jours.Prière de corriger ou de confirmer avec le QG. Avertissement!!! Le ménage a consommé 10 Tas Tres petit de Mâchoiron séchée (Kon), cette quantité semble anormale pour une consommation des 7 derniers jours.Prière de corriger ou de confirmer avec le QG. Avertissement!!! Le ménage a consommé 14 Sachets Tres petit de Sucre en poudre , cette quantité semble anormale pour une consommation des 7 derniers jours.Prière de corriger ou de confirmer avec le QG. Avertissement!!! Le ménage a consommé 7 Paquet Tres petit de Thé en sachet, cette quantité semble anormale pour une consommation des 7 derniers jours.Prière de corriger ou de confirmer avec le QG. Avertissement!! le prix unitaire (150 Fcfa) de Thé en sachet (unité: Paquet) de taille Tres petit est très faible ou élevé. Prière de corriger ou de confirmer avec le QG. Avertissement!!!Le ménage a consommé 112 Cuillère de Petit de Chocolat pâte à tartiner  ce qui semble incoherent pour une consommation aucours des 7 derniers jours, prière de verifier et corriger. Avertissement!!! Le ménage a consommé 112 Cuillère Petit de Chocolat pâte à tartiner, cette quantité semble anormale pour une consommation des 7 derniers jours.Prière de corriger ou de confirmer avec le QG. Avertissement!!!Le ménage a consommé 112 Cuillère de Petit de Lait en poudre  ce qui semble incoherent pour une consommation aucours des 7 derniers jours, prière de verifier et corriger. Incohérence!! Dans ce ménage, chaque individus consomme par jour 33.09143 Kg  de cereale; Prière de revoir les quantités prises de ces produits. Incohérence!! Dans ce ménage, chaque individus consomme par jour 33.09143 Kg  de cereale; Prière de revoir les quantités prises de ces produits. Incohérence!! Dans ce ménage, chaque individus consomme par jour 33.09143 Kg  de cereale; Prière de revoir les quantités prises de ces produits.</w:t>
+        <w:t>- Avertissement!!! Le ménage a consommé 10 Tas Tres petit de Capitaine frais, cette quantité semble anormale pour une consommation des 7 derniers jours.Prière de corriger ou de confirmer avec le QG. Attention ! Le prix unitaire d'achat (500 Fcfa) de Capitaine frais en Tas (Tres petit) est relativement élevé par rapport aux autres prix observés dans cette zone. Prière de corriger ou de confirmer avec le QG. Avertissement!!! Le ménage a consommé 10 Tas Tres petit de Mâchoiron séchée (Kon), cette quantité semble anormale pour une consommation des 7 derniers jours.Prière de corriger ou de confirmer avec le QG. Avertissement!!! Le ménage a consommé 14 Sachets Tres petit de Sucre en poudre , cette quantité semble anormale pour une consommation des 7 derniers jours.Prière de corriger ou de confirmer avec le QG. Avertissement!!! Le ménage a consommé 7 Paquet Tres petit de Thé en sachet, cette quantité semble anormale pour une consommation des 7 derniers jours.Prière de corriger ou de confirmer avec le QG. Avertissement!! le prix unitaire (150 Fcfa) de Thé en sachet (unité: Paquet) de taille Tres petit est très faible ou élevé. Prière de corriger ou de confirmer avec le QG. Avertissement!!!Le ménage a consommé 112 Cuillère de Petit de Chocolat pâte à tartiner  ce qui semble incoherent pour une consommation aucours des 7 derniers jours, prière de verifier et corriger. Avertissement!!! Le ménage a consommé 112 Cuillère Petit de Chocolat pâte à tartiner, cette quantité semble anormale pour une consommation des 7 derniers jours.Prière de corriger ou de confirmer avec le QG. Avertissement!!!Le ménage a consommé 112 Cuillère de Petit de Lait en poudre  ce qui semble incoherent pour une consommation aucours des 7 derniers jours, prière de verifier et corriger. Incohérence!! Dans ce ménage, chaque individus consomme par jour 57.24768 Kg  de cereale; Prière de revoir les quantités prises de ces produits. Incohérence!! Dans ce ménage, chaque individus consomme par jour 57.24768 Kg  de cereale; Prière de revoir les quantités prises de ces produits. Incohérence!! Dans ce ménage, chaque individus consomme par jour 57.24768 Kg  de cereale; Prière de revoir les quantités prises de ces produits.</w:t>
       </w:r>
     </w:p>
     <w:p>
@@ -5787,7 +5785,7 @@
         <w:rPr>
           <w:sz w:val="20"/>
         </w:rPr>
-        <w:t>- Attention ! Le prix unitaire d'achat (1500 Fcfa) de Beurre en Pot (Petit) est relativement élevé par rapport aux autres prix observés dans cette zone. Prière de corriger ou de confirmer avec le QG. Avertissement!!! Le ménage a consommé 7 Paquet Petit de Thé en sachet, cette quantité semble anormale pour une consommation des 7 derniers jours.Prière de corriger ou de confirmer avec le QG. Avertissement!! le prix unitaire (125 Fcfa) de Thé en sachet (unité: Paquet) de taille Petit est très faible ou élevé. Prière de corriger ou de confirmer avec le QG. Avertissement!!! Le ménage a consommé 8 Cuillère Moyen de Pâte d'arachide, cette quantité semble anormale pour une consommation des 7 derniers jours. Etes vous sur d'avoir selectionner la bonne unitée ? prière de verifier et corriger. Avertissement!!! Le ménage a consommé 8 Tas Moyen de Mâchoiron séchée (Kon), cette quantité semble anormale pour une consommation des 7 derniers jours.Prière de corriger ou de confirmer avec le QG. Incohérence!! Dans ce ménage, chaque individus consomme par jour 21.50275 Kg  de cereale; Prière de revoir les quantités prises de ces produits. Incohérence!! Dans ce ménage, chaque individus consomme par jour 21.50275 Kg  de cereale; Prière de revoir les quantités prises de ces produits. Incohérence!! Dans ce ménage, chaque individus consomme par jour 21.50275 Kg  de cereale; Prière de revoir les quantités prises de ces produits.</w:t>
+        <w:t>- Attention ! Le prix unitaire d'achat (1500 Fcfa) de Beurre en Pot (Petit) est relativement élevé par rapport aux autres prix observés dans cette zone. Prière de corriger ou de confirmer avec le QG. Avertissement!!! Le ménage a consommé 7 Paquet Petit de Thé en sachet, cette quantité semble anormale pour une consommation des 7 derniers jours.Prière de corriger ou de confirmer avec le QG. Avertissement!! le prix unitaire (125 Fcfa) de Thé en sachet (unité: Paquet) de taille Petit est très faible ou élevé. Prière de corriger ou de confirmer avec le QG. Avertissement!!! Le ménage a consommé 8 Cuillère Moyen de Pâte d'arachide, cette quantité semble anormale pour une consommation des 7 derniers jours. Etes vous sur d'avoir selectionner la bonne unitée ? prière de verifier et corriger. Avertissement!!! Le ménage a consommé 8 Tas Moyen de Mâchoiron séchée (Kon), cette quantité semble anormale pour une consommation des 7 derniers jours.Prière de corriger ou de confirmer avec le QG. Incohérence!! Dans ce ménage, chaque individus consomme par jour 34.71154 Kg  de cereale; Prière de revoir les quantités prises de ces produits. Incohérence!! Dans ce ménage, chaque individus consomme par jour 34.71154 Kg  de cereale; Prière de revoir les quantités prises de ces produits. Incohérence!! Dans ce ménage, chaque individus consomme par jour 34.71154 Kg  de cereale; Prière de revoir les quantités prises de ces produits.</w:t>
       </w:r>
     </w:p>
     <w:p>
@@ -5915,11 +5913,11 @@
         <w:rPr>
           <w:sz w:val="20"/>
         </w:rPr>
-        <w:t xml:space="preserve">- Attention ! Radio simple/Radiocassette a été achété à 30000 Fcfa est relativement élevé par rapport aux autres prix d'achat observés dans cette zone. Prière de corriger ou de confirmer avec le QG. Attention ! Radio simple/Radiocassette a été revendu à 10000 Fcfa qui est relativement élevé par rapport aux autres prix de revente observés dans cette zone. Prière de corriger ou de confirmer avec le QG. </w:t>
+        <w:t xml:space="preserve">- Attention ! Radio simple/Radiocassette a été achété à 30000 Fcfa est relativement élevé par rapport aux autres prix d'achat observés dans cette zone. Prière de corriger ou de confirmer avec le QG. </w:t>
         <w:br/>
         <w:t xml:space="preserve">- Avertissement!!! Le prix d'achat (11000) de l'article  Bonbonne de gaz est inférieur aux prix de revente (15000)  avec l'âge du bien atteignant 5 ans. Prière de vérifier ou confirmer avec l'enquêté et mettre les bonnes valeurs après verification, s'il le faut. </w:t>
         <w:br/>
-        <w:t xml:space="preserve">- Le prix de revente de l'article  Foyers améliorés ne doit pas être égal 0 même si le ménage l'a reçu en cadeau prière de leurs aider à faire une estimations. </w:t>
+        <w:t xml:space="preserve">- Le prix de revente de l'article  Foyers améliorés ne doit pas être égal 0 même si le ménage l'a reçu en cadeau prière de leurs aider à faire une estimations. Attention ! Foyers améliorés a été achété à 15000 Fcfa est relativement élevé par rapport aux autres prix d'achat observés dans cette zone. Prière de corriger ou de confirmer avec le QG. </w:t>
         <w:br/>
         <w:t>- Le prix de revente de l'article  Lit ne doit pas être égal 0 même si le ménage l'a reçu en cadeau prière de leurs aider à faire une estimations.</w:t>
       </w:r>
@@ -6500,7 +6498,7 @@
         <w:rPr>
           <w:sz w:val="20"/>
         </w:rPr>
-        <w:t>- Avertissement!! La quantité (3.12 litre) du produit Huile de soja  consommée  par le ménage semble très élevé, prière de corriger ou confirmer avec le QG. Attention ! Soupçons de quantité anormale! Le ménage de Guedj Sene avec une taille de 16 personnes a consommé 3.12 Litre en taille unique de Huile de soja  qui est relativement élevé comme consommation par rapport à la condition de vie des autres ménages de même taille dans cette zone. Prière de corriger ou de confirmer avec le QG. Avertissement!!! Le ménage a consommé 11 Morceau (Portion) Petit de Carpe séchée, cette quantité semble anormale pour une consommation des 7 derniers jours.Prière de corriger ou de confirmer avec le QG. Avertissement!!! Le ménage a consommé 7 Paquet Petit de Thé en sachet, cette quantité semble anormale pour une consommation des 7 derniers jours.Prière de corriger ou de confirmer avec le QG. Avertissement!! le prix unitaire (120 Fcfa) de Thé en sachet (unité: Paquet) de taille Petit est très faible ou élevé. Prière de corriger ou de confirmer avec le QG. Avertissement!!! Le ménage a consommé 8 Cuillère Moyen de Pâte d'arachide, cette quantité semble anormale pour une consommation des 7 derniers jours. Etes vous sur d'avoir selectionner la bonne unitée ? prière de verifier et corriger. Avertissement!!! Le ménage a consommé 8 Pièce Petit de Mâchoiron séchée (Kon), cette quantité semble anormale pour une consommation des 7 derniers jours.Prière de corriger ou de confirmer avec le QG. Difficile de consommer le Sel en Boite (Autre que la boite/pot de tomate) Moyen prière de verifier. Incohérence!! Dans ce ménage, chaque individus consomme par jour 13.03009 Kg  de cereale; Prière de revoir les quantités prises de ces produits. Incohérence!! Dans ce ménage, chaque individus consomme par jour 13.03009 Kg  de cereale; Prière de revoir les quantités prises de ces produits. Incohérence!! Dans ce ménage, chaque individus consomme par jour 13.03009 Kg  de cereale; Prière de revoir les quantités prises de ces produits. Incohérence!! Dans ce ménage, chaque individus consomme par jour 13.03009 Kg  de cereale; Prière de revoir les quantités prises de ces produits. Le prix d'achat unitaire (204.1667 Fcfa) de Riz local fumé (malo-woussou) en Kg de taille  taille unique  est très faible, prière de regarder les reponses prises dans les questions s07bq07a s07bq07b s07bq07c s07bq08 pour mieux corriger.</w:t>
+        <w:t>- Avertissement!! La quantité (3.12 litre) du produit Huile de soja  consommée  par le ménage semble très élevé, prière de corriger ou confirmer avec le QG. Avertissement!!! Le ménage a consommé 11 Morceau (Portion) Petit de Carpe séchée, cette quantité semble anormale pour une consommation des 7 derniers jours.Prière de corriger ou de confirmer avec le QG. Avertissement!!! Le ménage a consommé 7 Paquet Petit de Thé en sachet, cette quantité semble anormale pour une consommation des 7 derniers jours.Prière de corriger ou de confirmer avec le QG. Avertissement!! le prix unitaire (120 Fcfa) de Thé en sachet (unité: Paquet) de taille Petit est très faible ou élevé. Prière de corriger ou de confirmer avec le QG. Avertissement!!! Le ménage a consommé 8 Cuillère Moyen de Pâte d'arachide, cette quantité semble anormale pour une consommation des 7 derniers jours. Etes vous sur d'avoir selectionner la bonne unitée ? prière de verifier et corriger. Avertissement!!! Le ménage a consommé 8 Pièce Petit de Mâchoiron séchée (Kon), cette quantité semble anormale pour une consommation des 7 derniers jours.Prière de corriger ou de confirmer avec le QG. Difficile de consommer le Sel en Boite (Autre que la boite/pot de tomate) Moyen prière de verifier. Incohérence!! Dans ce ménage, chaque individus consomme par jour 25.38054 Kg  de cereale; Prière de revoir les quantités prises de ces produits. Incohérence!! Dans ce ménage, chaque individus consomme par jour 25.38054 Kg  de cereale; Prière de revoir les quantités prises de ces produits. Incohérence!! Dans ce ménage, chaque individus consomme par jour 25.38054 Kg  de cereale; Prière de revoir les quantités prises de ces produits. Incohérence!! Dans ce ménage, chaque individus consomme par jour 25.38054 Kg  de cereale; Prière de revoir les quantités prises de ces produits. Le prix d'achat unitaire (204.1667 Fcfa) de Riz local fumé (malo-woussou) en Kg de taille  taille unique  est très faible, prière de regarder les reponses prises dans les questions s07bq07a s07bq07b s07bq07c s07bq08 pour mieux corriger. Attention ! Le prix unitaire d'achat (204.1667 Fcfa) de Riz local fumé (malo-woussou) en Kg (taille unique) est relativement faible par rapport aux autres prix observés dans cette zone. Prière de corriger ou de confirmer avec le QG.</w:t>
       </w:r>
     </w:p>
     <w:p>
@@ -7218,7 +7216,7 @@
         <w:rPr>
           <w:sz w:val="20"/>
         </w:rPr>
-        <w:t>- Attention ! Le prix unitaire d'achat (300 Fcfa) de Concentré de tomate en Sachets (Petit) est relativement élevé par rapport aux autres prix observés dans cette zone. Prière de corriger ou de confirmer avec le QG. Avertissement!! La quantité (3.5 litre) du produit Huile de soja  consommée  par le ménage semble très élevé, prière de corriger ou confirmer avec le QG. Avertissement!!! Le ménage a consommé 42 Morceau (Portion) Petit de Ail, cette quantité semble anormale pour une consommation des 7 derniers jours.Prière de corriger ou de confirmer avec le QG. Avertissement!!! Le ménage a consommé 5 Cuillère Moyen de Pâte d'arachide, cette quantité semble anormale pour une consommation des 7 derniers jours. Etes vous sur d'avoir selectionner la bonne unitée ? prière de verifier et corriger. Avertissement!!! Le ménage a consommé 7 Paquet Tres petit de Thé en sachet, cette quantité semble anormale pour une consommation des 7 derniers jours.Prière de corriger ou de confirmer avec le QG. Avertissement!! le prix unitaire (150 Fcfa) de Thé en sachet (unité: Paquet) de taille Tres petit est très faible ou élevé. Prière de corriger ou de confirmer avec le QG. Avertissement!!! Le ménage a consommé 8 Tas Tres petit de Capitaine frais, cette quantité semble anormale pour une consommation des 7 derniers jours.Prière de corriger ou de confirmer avec le QG. Incohérence!! Dans ce ménage, chaque individus consomme par jour 10.65526 Kg  de cereale; Prière de revoir les quantités prises de ces produits. Incohérence!! Dans ce ménage, chaque individus consomme par jour 10.65526 Kg  de cereale; Prière de revoir les quantités prises de ces produits. Incohérence!! Dans ce ménage, chaque individus consomme par jour 10.65526 Kg  de cereale; Prière de revoir les quantités prises de ces produits. Le prix d'achat unitaire (100 Fcfa) de Sel en Kg de taille  taille unique  est très faible, prière de regarder les reponses prises dans les questions s07bq07a s07bq07b s07bq07c s07bq08 pour mieux corriger.</w:t>
+        <w:t>- Attention ! Le prix unitaire d'achat (300 Fcfa) de Concentré de tomate en Sachets (Petit) est relativement élevé par rapport aux autres prix observés dans cette zone. Prière de corriger ou de confirmer avec le QG. Avertissement!! La quantité (3.5 litre) du produit Huile de soja  consommée  par le ménage semble très élevé, prière de corriger ou confirmer avec le QG. Avertissement!!! Le ménage a consommé 42 Morceau (Portion) Petit de Ail, cette quantité semble anormale pour une consommation des 7 derniers jours.Prière de corriger ou de confirmer avec le QG. Avertissement!!! Le ménage a consommé 5 Cuillère Moyen de Pâte d'arachide, cette quantité semble anormale pour une consommation des 7 derniers jours. Etes vous sur d'avoir selectionner la bonne unitée ? prière de verifier et corriger. Avertissement!!! Le ménage a consommé 7 Paquet Tres petit de Thé en sachet, cette quantité semble anormale pour une consommation des 7 derniers jours.Prière de corriger ou de confirmer avec le QG. Avertissement!! le prix unitaire (150 Fcfa) de Thé en sachet (unité: Paquet) de taille Tres petit est très faible ou élevé. Prière de corriger ou de confirmer avec le QG. Avertissement!!! Le ménage a consommé 8 Tas Tres petit de Capitaine frais, cette quantité semble anormale pour une consommation des 7 derniers jours.Prière de corriger ou de confirmer avec le QG. Incohérence!! Dans ce ménage, chaque individus consomme par jour 19.62782 Kg  de cereale; Prière de revoir les quantités prises de ces produits. Incohérence!! Dans ce ménage, chaque individus consomme par jour 19.62782 Kg  de cereale; Prière de revoir les quantités prises de ces produits. Incohérence!! Dans ce ménage, chaque individus consomme par jour 19.62782 Kg  de cereale; Prière de revoir les quantités prises de ces produits. Le prix d'achat unitaire (100 Fcfa) de Sel en Kg de taille  taille unique  est très faible, prière de regarder les reponses prises dans les questions s07bq07a s07bq07b s07bq07c s07bq08 pour mieux corriger.</w:t>
       </w:r>
     </w:p>
     <w:p>
@@ -7443,7 +7441,7 @@
         <w:rPr>
           <w:sz w:val="20"/>
         </w:rPr>
-        <w:t xml:space="preserve">- Attention ! Hache/pioche a été revendu à 3000 Fcfa qui est relativement élevé par rapport aux autres prix de revente observés dans cette zone. Prière de corriger ou de confirmer avec le QG. </w:t>
+        <w:t xml:space="preserve">- Attention ! Semoir a été revendu à 150000 Fcfa qui est relativement élevé par rapport aux autres prix de revente observés dans cette zone. Prière de corriger ou de confirmer avec le QG. </w:t>
         <w:br/>
         <w:t>- Avertissement!! Le prix d'achat (150000 FCFA) de Animaux de labour est inférieur aux prix de revente (400000 FCFA), prière de verifier et corriger ou confirmer l'information avec le QG.</w:t>
       </w:r>
@@ -7961,7 +7959,7 @@
         <w:rPr>
           <w:sz w:val="20"/>
         </w:rPr>
-        <w:t>- Attention ! Le prix unitaire d'achat (50 Fcfa) de Poireau en Tas (Moyen) est relativement faible par rapport aux autres prix observés dans cette zone. Prière de corriger ou de confirmer avec le QG. Avertissement!! La quantité (5.25 litre) du produit Huile de soja  consommée  par le ménage semble très élevé, prière de corriger ou confirmer avec le QG. Avertissement!!! Le ménage a consommé 7 Paquet Petit de Thé en sachet, cette quantité semble anormale pour une consommation des 7 derniers jours.Prière de corriger ou de confirmer avec le QG. Avertissement!! le prix unitaire (125 Fcfa) de Thé en sachet (unité: Paquet) de taille Petit est très faible ou élevé. Prière de corriger ou de confirmer avec le QG. Difficile de consommer le Sel en Boite (Autre que la boite/pot de tomate) Petit prière de verifier. Incohérence!! Dans ce ménage, chaque individus consomme par jour 11.1751 Kg  de cereale; Prière de revoir les quantités prises de ces produits. Incohérence!! Dans ce ménage, chaque individus consomme par jour 11.1751 Kg  de cereale; Prière de revoir les quantités prises de ces produits. Incohérence!! Dans ce ménage, chaque individus consomme par jour 11.1751 Kg  de cereale; Prière de revoir les quantités prises de ces produits. Incohérence!! Dans ce ménage, chaque individus consomme par jour 11.1751 Kg  de cereale; Prière de revoir les quantités prises de ces produits.</w:t>
+        <w:t>- Attention ! Le prix unitaire d'achat (50 Fcfa) de Ail en Gousse (Moyen) est relativement faible par rapport aux autres prix observés dans cette zone. Prière de corriger ou de confirmer avec le QG. Attention ! Le prix unitaire d'achat (50 Fcfa) de Piment frais en Tas (Petit) est relativement faible par rapport aux autres prix observés dans cette zone. Prière de corriger ou de confirmer avec le QG. Attention ! Le prix unitaire d'achat (50 Fcfa) de Poireau en Tas (Moyen) est relativement faible par rapport aux autres prix observés dans cette zone. Prière de corriger ou de confirmer avec le QG. Avertissement!! La quantité (5.25 litre) du produit Huile de soja  consommée  par le ménage semble très élevé, prière de corriger ou confirmer avec le QG. Avertissement!!! Le ménage a consommé 7 Paquet Petit de Thé en sachet, cette quantité semble anormale pour une consommation des 7 derniers jours.Prière de corriger ou de confirmer avec le QG. Avertissement!! le prix unitaire (125 Fcfa) de Thé en sachet (unité: Paquet) de taille Petit est très faible ou élevé. Prière de corriger ou de confirmer avec le QG. Difficile de consommer le Sel en Boite (Autre que la boite/pot de tomate) Petit prière de verifier. Incohérence!! Dans ce ménage, chaque individus consomme par jour 28.79156 Kg  de cereale; Prière de revoir les quantités prises de ces produits. Incohérence!! Dans ce ménage, chaque individus consomme par jour 28.79156 Kg  de cereale; Prière de revoir les quantités prises de ces produits. Incohérence!! Dans ce ménage, chaque individus consomme par jour 28.79156 Kg  de cereale; Prière de revoir les quantités prises de ces produits. Incohérence!! Dans ce ménage, chaque individus consomme par jour 28.79156 Kg  de cereale; Prière de revoir les quantités prises de ces produits.</w:t>
       </w:r>
     </w:p>
     <w:p>
@@ -8183,7 +8181,7 @@
         <w:rPr>
           <w:sz w:val="20"/>
         </w:rPr>
-        <w:t xml:space="preserve">- Attention ! Faucheuse a été achété à 2500 Fcfa est relativement élevé par rapport aux autres prix d'achat observés dans cette zone. Prière de corriger ou de confirmer avec le QG. Attention ! Faucheuse a été revendu à 2500 Fcfa qui est relativement élevé par rapport aux autres prix de revente observés dans cette zone. Prière de corriger ou de confirmer avec le QG. </w:t>
+        <w:t xml:space="preserve">- Attention ! Faucheuse a été revendu à 2500 Fcfa qui est relativement élevé par rapport aux autres prix de revente observés dans cette zone. Prière de corriger ou de confirmer avec le QG. </w:t>
         <w:br/>
         <w:t xml:space="preserve">- Avertissement!! Le prix d'achat (220000 FCFA) de Animaux de labour est inférieur aux prix de revente (250000 FCFA), prière de verifier et corriger ou confirmer l'information avec le QG. </w:t>
         <w:br/>
@@ -8602,7 +8600,7 @@
         <w:rPr>
           <w:sz w:val="20"/>
         </w:rPr>
-        <w:t>- Avertissement!!! Le ménage a consommé 14 Pièce Moyen de Mâchoiron séchée (Kon), cette quantité semble anormale pour une consommation des 7 derniers jours.Prière de corriger ou de confirmer avec le QG. Avertissement!!! Le ménage a consommé 6 Paquet Petit de Thé en sachet, cette quantité semble anormale pour une consommation des 7 derniers jours.Prière de corriger ou de confirmer avec le QG. Avertissement!! le prix unitaire (300 Fcfa) de Thé en sachet (unité: Paquet) de taille Petit est très faible ou élevé. Prière de corriger ou de confirmer avec le QG. Attention ! Le prix unitaire d'achat (300 Fcfa) de Thé en sachet en Paquet (Petit) est relativement élevé par rapport aux autres prix observés dans cette zone. Prière de corriger ou de confirmer avec le QG. Incohérence!! Dans ce ménage, chaque individus consomme par jour 30.55755 Kg  de cereale; Prière de revoir les quantités prises de ces produits. Incohérence!! Dans ce ménage, chaque individus consomme par jour 30.55755 Kg  de cereale; Prière de revoir les quantités prises de ces produits. Le prix d'achat unitaire (1000 Fcfa) de Sel en Sac (10 Kg) de taille taille unique est très faible, prière de regarder les reponses prises dans les questions s07bq07a s07bq07b s07bq07c s07bq08 pour mieux corriger.</w:t>
+        <w:t>- Attention ! Le prix unitaire d'achat (100 Fcfa) de Aubergine sauvage  en Pièce (Petit) est relativement élevé par rapport aux autres prix observés dans cette zone. Prière de corriger ou de confirmer avec le QG. Avertissement!!! Le ménage a consommé 14 Pièce Moyen de Mâchoiron séchée (Kon), cette quantité semble anormale pour une consommation des 7 derniers jours.Prière de corriger ou de confirmer avec le QG. Avertissement!!! Le ménage a consommé 6 Paquet Petit de Thé en sachet, cette quantité semble anormale pour une consommation des 7 derniers jours.Prière de corriger ou de confirmer avec le QG. Avertissement!! le prix unitaire (300 Fcfa) de Thé en sachet (unité: Paquet) de taille Petit est très faible ou élevé. Prière de corriger ou de confirmer avec le QG. Attention ! Le prix unitaire d'achat (300 Fcfa) de Thé en sachet en Paquet (Petit) est relativement élevé par rapport aux autres prix observés dans cette zone. Prière de corriger ou de confirmer avec le QG. Incohérence!! Dans ce ménage, chaque individus consomme par jour 54.44653 Kg  de cereale; Prière de revoir les quantités prises de ces produits. Incohérence!! Dans ce ménage, chaque individus consomme par jour 54.44653 Kg  de cereale; Prière de revoir les quantités prises de ces produits. Attention ! Soupçons de quantité anormale! Le ménage de ibrahima niane avec une taille de 7 personnes a consommé 35 Kg en taille unique de Mil qui est relativement élevé comme consommation par rapport à la condition de vie des autres ménages de même taille dans cette zone. Prière de corriger ou de confirmer avec le QG. Le prix d'achat unitaire (1000 Fcfa) de Sel en Sac (10 Kg) de taille taille unique est très faible, prière de regarder les reponses prises dans les questions s07bq07a s07bq07b s07bq07c s07bq08 pour mieux corriger.</w:t>
       </w:r>
     </w:p>
     <w:p>
@@ -8833,27 +8831,6 @@
         <w:t xml:space="preserve">- Prière de renseigner la valeur de ce produit consommé ou stocké par votre ménage au cours des 12 derniers mois, prière de fournir d'effort pour avoir une estimation (s18cq03) au lieu de 9999. </w:t>
         <w:br/>
         <w:t>- Prière de renseigner la valeur de ce produit consommé ou stocké par votre ménage au cours des 12 derniers mois, prière de fournir d'effort pour avoir une estimation (s18cq03) au lieu de 9999.</w:t>
-      </w:r>
-    </w:p>
-    <w:p>
-      <w:r>
-        <w:rPr>
-          <w:b/>
-          <w:color w:val="4672C4"/>
-          <w:sz w:val="22"/>
-        </w:rPr>
-        <w:t>&gt;&gt; Section19 - Equipements agricoles</w:t>
-      </w:r>
-    </w:p>
-    <w:p>
-      <w:pPr>
-        <w:ind w:left="283"/>
-      </w:pPr>
-      <w:r>
-        <w:rPr>
-          <w:sz w:val="20"/>
-        </w:rPr>
-        <w:t>- Attention ! Houe/daba/hilaire a été revendu à 2500 Fcfa qui est relativement élevé par rapport aux autres prix de revente observés dans cette zone. Prière de corriger ou de confirmer avec le QG.</w:t>
       </w:r>
     </w:p>
     <w:p>
